--- a/extras/OwnTV_Master_Product_Brief.docx
+++ b/extras/OwnTV_Master_Product_Brief.docx
@@ -1113,7 +1113,7 @@
           <w:rFonts w:ascii="Cambria" w:hAnsi="Cambria"/>
           <w:sz w:val="22"/>
         </w:rPr>
-        <w:t>Customize per profile: hide, rename, reorder categories (one-step or jump to top/bottom)</w:t>
+        <w:t>Customize per profile: hide, rename, reorder categories; hide/unhide individual channels, movies and series; optional screen PIN (one-step or jump to top/bottom)</w:t>
       </w:r>
     </w:p>
     <w:p>
@@ -1145,7 +1145,7 @@
           <w:rFonts w:ascii="Cambria" w:hAnsi="Cambria"/>
           <w:sz w:val="22"/>
         </w:rPr>
-        <w:t>Hide &amp; rename channels — hidden channels disappear everywhere (lists, search, guide, history)</w:t>
+        <w:t>Hide &amp; rename channels — hidden channels, movies and series disappear everywhere (search, lists, categories, Home, Watch Next, Downloads)</w:t>
       </w:r>
     </w:p>
     <w:p>

--- a/extras/OwnTV_Master_Product_Brief.docx
+++ b/extras/OwnTV_Master_Product_Brief.docx
@@ -2132,7 +2132,7 @@
           <w:rFonts w:ascii="Cambria" w:hAnsi="Cambria"/>
           <w:sz w:val="22"/>
         </w:rPr>
-        <w:t>Settings → Android TV home → Refresh now rebuilds those cards</w:t>
+        <w:t>Settings → Home screen → Refresh now rebuilds those cards</w:t>
       </w:r>
     </w:p>
     <w:p>
